--- a/assets/fichier/CV_Developpeur_FullStack.docx
+++ b/assets/fichier/CV_Developpeur_FullStack.docx
@@ -24,12 +24,6 @@
         <w:gridCol w:w="9360"/>
       </w:tblGrid>
       <w:tr>
-        <w:tblPrEx>
-          <w:tblCellMar>
-            <w:top w:w="0" w:type="dxa"/>
-            <w:bottom w:w="0" w:type="dxa"/>
-          </w:tblCellMar>
-        </w:tblPrEx>
         <w:tc>
           <w:tcPr>
             <w:tcW w:w="0" w:type="auto"/>
@@ -72,6 +66,119 @@
             <w:r>
               <w:rPr>
                 <w:rFonts w:ascii="Arial" w:eastAsia="Arial" w:hAnsi="Arial" w:cs="Arial"/>
+                <w:noProof/>
+                <w:color w:val="FFFFFF" w:themeColor="background1"/>
+              </w:rPr>
+              <mc:AlternateContent>
+                <mc:Choice Requires="wps">
+                  <w:drawing>
+                    <wp:anchor distT="0" distB="0" distL="114300" distR="114300" simplePos="0" relativeHeight="251661312" behindDoc="0" locked="0" layoutInCell="1" allowOverlap="1">
+                      <wp:simplePos x="0" y="0"/>
+                      <wp:positionH relativeFrom="column">
+                        <wp:posOffset>4155440</wp:posOffset>
+                      </wp:positionH>
+                      <wp:positionV relativeFrom="paragraph">
+                        <wp:posOffset>207010</wp:posOffset>
+                      </wp:positionV>
+                      <wp:extent cx="1360170" cy="268605"/>
+                      <wp:effectExtent l="0" t="0" r="0" b="0"/>
+                      <wp:wrapNone/>
+                      <wp:docPr id="7" name="Rectangle 7"/>
+                      <wp:cNvGraphicFramePr/>
+                      <a:graphic xmlns:a="http://schemas.openxmlformats.org/drawingml/2006/main">
+                        <a:graphicData uri="http://schemas.microsoft.com/office/word/2010/wordprocessingShape">
+                          <wps:wsp>
+                            <wps:cNvSpPr/>
+                            <wps:spPr>
+                              <a:xfrm>
+                                <a:off x="0" y="0"/>
+                                <a:ext cx="1360170" cy="268605"/>
+                              </a:xfrm>
+                              <a:prstGeom prst="rect">
+                                <a:avLst/>
+                              </a:prstGeom>
+                              <a:noFill/>
+                              <a:ln>
+                                <a:noFill/>
+                              </a:ln>
+                            </wps:spPr>
+                            <wps:style>
+                              <a:lnRef idx="2">
+                                <a:schemeClr val="accent6"/>
+                              </a:lnRef>
+                              <a:fillRef idx="1">
+                                <a:schemeClr val="lt1"/>
+                              </a:fillRef>
+                              <a:effectRef idx="0">
+                                <a:schemeClr val="accent6"/>
+                              </a:effectRef>
+                              <a:fontRef idx="minor">
+                                <a:schemeClr val="dk1"/>
+                              </a:fontRef>
+                            </wps:style>
+                            <wps:txbx>
+                              <w:txbxContent>
+                                <w:p>
+                                  <w:pPr>
+                                    <w:jc w:val="center"/>
+                                  </w:pPr>
+                                  <w:hyperlink r:id="rId5" w:history="1">
+                                    <w:r>
+                                      <w:rPr>
+                                        <w:rStyle w:val="Lienhypertexte"/>
+                                      </w:rPr>
+                                      <w:t>github.com/methy-tec</w:t>
+                                    </w:r>
+                                  </w:hyperlink>
+                                </w:p>
+                              </w:txbxContent>
+                            </wps:txbx>
+                            <wps:bodyPr rot="0" spcFirstLastPara="0" vertOverflow="overflow" horzOverflow="overflow" vert="horz" wrap="square" lIns="91440" tIns="45720" rIns="91440" bIns="45720" numCol="1" spcCol="0" rtlCol="0" fromWordArt="0" anchor="ctr" anchorCtr="0" forceAA="0" compatLnSpc="1">
+                              <a:prstTxWarp prst="textNoShape">
+                                <a:avLst/>
+                              </a:prstTxWarp>
+                              <a:noAutofit/>
+                            </wps:bodyPr>
+                          </wps:wsp>
+                        </a:graphicData>
+                      </a:graphic>
+                      <wp14:sizeRelH relativeFrom="margin">
+                        <wp14:pctWidth>0</wp14:pctWidth>
+                      </wp14:sizeRelH>
+                      <wp14:sizeRelV relativeFrom="margin">
+                        <wp14:pctHeight>0</wp14:pctHeight>
+                      </wp14:sizeRelV>
+                    </wp:anchor>
+                  </w:drawing>
+                </mc:Choice>
+                <mc:Fallback>
+                  <w:pict>
+                    <v:rect id="Rectangle 7" o:spid="_x0000_s1026" style="position:absolute;left:0;text-align:left;margin-left:327.2pt;margin-top:16.3pt;width:107.1pt;height:21.15pt;z-index:251661312;visibility:visible;mso-wrap-style:square;mso-width-percent:0;mso-height-percent:0;mso-wrap-distance-left:9pt;mso-wrap-distance-top:0;mso-wrap-distance-right:9pt;mso-wrap-distance-bottom:0;mso-position-horizontal:absolute;mso-position-horizontal-relative:text;mso-position-vertical:absolute;mso-position-vertical-relative:text;mso-width-percent:0;mso-height-percent:0;mso-width-relative:margin;mso-height-relative:margin;v-text-anchor:middle" o:gfxdata="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" filled="f" stroked="f" strokeweight="1pt">
+                      <v:textbox>
+                        <w:txbxContent>
+                          <w:p>
+                            <w:pPr>
+                              <w:jc w:val="center"/>
+                            </w:pPr>
+                            <w:hyperlink r:id="rId6" w:history="1">
+                              <w:r>
+                                <w:rPr>
+                                  <w:rStyle w:val="Lienhypertexte"/>
+                                </w:rPr>
+                                <w:t>github.com/methy-tec</w:t>
+                              </w:r>
+                            </w:hyperlink>
+                          </w:p>
+                        </w:txbxContent>
+                      </v:textbox>
+                    </v:rect>
+                  </w:pict>
+                </mc:Fallback>
+              </mc:AlternateContent>
+            </w:r>
+            <w:r>
+              <w:rPr>
+                <w:rFonts w:ascii="Arial" w:eastAsia="Arial" w:hAnsi="Arial" w:cs="Arial"/>
                 <w:i/>
                 <w:iCs/>
                 <w:color w:val="A8D4F5"/>
@@ -84,54 +191,239 @@
           <w:p>
             <w:pPr>
               <w:jc w:val="center"/>
+              <w:rPr>
+                <w:rFonts w:ascii="Arial" w:eastAsia="Arial" w:hAnsi="Arial" w:cs="Arial"/>
+                <w:color w:val="C8E0F0"/>
+              </w:rPr>
             </w:pPr>
             <w:r>
               <w:rPr>
                 <w:rFonts w:ascii="Arial" w:eastAsia="Arial" w:hAnsi="Arial" w:cs="Arial"/>
+                <w:noProof/>
+                <w:color w:val="FFFFFF" w:themeColor="background1"/>
+              </w:rPr>
+              <mc:AlternateContent>
+                <mc:Choice Requires="wps">
+                  <w:drawing>
+                    <wp:anchor distT="0" distB="0" distL="114300" distR="114300" simplePos="0" relativeHeight="251660288" behindDoc="0" locked="0" layoutInCell="1" allowOverlap="1">
+                      <wp:simplePos x="0" y="0"/>
+                      <wp:positionH relativeFrom="column">
+                        <wp:posOffset>4115435</wp:posOffset>
+                      </wp:positionH>
+                      <wp:positionV relativeFrom="paragraph">
+                        <wp:posOffset>23495</wp:posOffset>
+                      </wp:positionV>
+                      <wp:extent cx="125730" cy="129600"/>
+                      <wp:effectExtent l="0" t="0" r="1270" b="0"/>
+                      <wp:wrapNone/>
+                      <wp:docPr id="3" name="Rectangle : coins arrondis 3"/>
+                      <wp:cNvGraphicFramePr/>
+                      <a:graphic xmlns:a="http://schemas.openxmlformats.org/drawingml/2006/main">
+                        <a:graphicData uri="http://schemas.microsoft.com/office/word/2010/wordprocessingShape">
+                          <wps:wsp>
+                            <wps:cNvSpPr/>
+                            <wps:spPr>
+                              <a:xfrm>
+                                <a:off x="0" y="0"/>
+                                <a:ext cx="125730" cy="129600"/>
+                              </a:xfrm>
+                              <a:prstGeom prst="roundRect">
+                                <a:avLst/>
+                              </a:prstGeom>
+                              <a:blipFill dpi="0" rotWithShape="1">
+                                <a:blip r:embed="rId7">
+                                  <a:extLst>
+                                    <a:ext uri="{28A0092B-C50C-407E-A947-70E740481C1C}">
+                                      <a14:useLocalDpi xmlns:a14="http://schemas.microsoft.com/office/drawing/2010/main" val="0"/>
+                                    </a:ext>
+                                  </a:extLst>
+                                </a:blip>
+                                <a:srcRect/>
+                                <a:stretch>
+                                  <a:fillRect/>
+                                </a:stretch>
+                              </a:blipFill>
+                              <a:ln>
+                                <a:noFill/>
+                              </a:ln>
+                            </wps:spPr>
+                            <wps:style>
+                              <a:lnRef idx="2">
+                                <a:schemeClr val="accent1">
+                                  <a:shade val="50000"/>
+                                </a:schemeClr>
+                              </a:lnRef>
+                              <a:fillRef idx="1">
+                                <a:schemeClr val="accent1"/>
+                              </a:fillRef>
+                              <a:effectRef idx="0">
+                                <a:schemeClr val="accent1"/>
+                              </a:effectRef>
+                              <a:fontRef idx="minor">
+                                <a:schemeClr val="lt1"/>
+                              </a:fontRef>
+                            </wps:style>
+                            <wps:bodyPr rot="0" spcFirstLastPara="0" vertOverflow="overflow" horzOverflow="overflow" vert="horz" wrap="square" lIns="91440" tIns="45720" rIns="91440" bIns="45720" numCol="1" spcCol="0" rtlCol="0" fromWordArt="0" anchor="ctr" anchorCtr="0" forceAA="0" compatLnSpc="1">
+                              <a:prstTxWarp prst="textNoShape">
+                                <a:avLst/>
+                              </a:prstTxWarp>
+                              <a:noAutofit/>
+                            </wps:bodyPr>
+                          </wps:wsp>
+                        </a:graphicData>
+                      </a:graphic>
+                      <wp14:sizeRelH relativeFrom="margin">
+                        <wp14:pctWidth>0</wp14:pctWidth>
+                      </wp14:sizeRelH>
+                      <wp14:sizeRelV relativeFrom="margin">
+                        <wp14:pctHeight>0</wp14:pctHeight>
+                      </wp14:sizeRelV>
+                    </wp:anchor>
+                  </w:drawing>
+                </mc:Choice>
+                <mc:Fallback>
+                  <w:pict>
+                    <v:roundrect w14:anchorId="30274171" id="Rectangle : coins arrondis 3" o:spid="_x0000_s1026" style="position:absolute;margin-left:324.05pt;margin-top:1.85pt;width:9.9pt;height:10.2pt;z-index:251660288;visibility:visible;mso-wrap-style:square;mso-width-percent:0;mso-height-percent:0;mso-wrap-distance-left:9pt;mso-wrap-distance-top:0;mso-wrap-distance-right:9pt;mso-wrap-distance-bottom:0;mso-position-horizontal:absolute;mso-position-horizontal-relative:text;mso-position-vertical:absolute;mso-position-vertical-relative:text;mso-width-percent:0;mso-height-percent:0;mso-width-relative:margin;mso-height-relative:margin;v-text-anchor:middle" arcsize="10923f" o:gfxdata="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" stroked="f" strokeweight="1pt">
+                      <v:fill r:id="rId8" o:title="" recolor="t" rotate="t" type="frame"/>
+                      <v:stroke joinstyle="miter"/>
+                    </v:roundrect>
+                  </w:pict>
+                </mc:Fallback>
+              </mc:AlternateContent>
+            </w:r>
+            <w:r>
+              <w:rPr>
+                <w:rFonts w:ascii="Arial" w:eastAsia="Arial" w:hAnsi="Arial" w:cs="Arial"/>
                 <w:color w:val="C8E0F0"/>
               </w:rPr>
-              <w:t>📧</w:t>
-            </w:r>
+              <w:t xml:space="preserve">📧  </w:t>
+            </w:r>
+            <w:hyperlink r:id="rId9" w:history="1">
+              <w:r>
+                <w:rPr>
+                  <w:rStyle w:val="Lienhypertexte"/>
+                  <w:rFonts w:ascii="Arial" w:eastAsia="Arial" w:hAnsi="Arial" w:cs="Arial"/>
+                </w:rPr>
+                <w:t>pmethychella@gm</w:t>
+              </w:r>
+              <w:r>
+                <w:rPr>
+                  <w:rStyle w:val="Lienhypertexte"/>
+                  <w:rFonts w:ascii="Arial" w:eastAsia="Arial" w:hAnsi="Arial" w:cs="Arial"/>
+                </w:rPr>
+                <w:t>a</w:t>
+              </w:r>
+              <w:r>
+                <w:rPr>
+                  <w:rStyle w:val="Lienhypertexte"/>
+                  <w:rFonts w:ascii="Arial" w:eastAsia="Arial" w:hAnsi="Arial" w:cs="Arial"/>
+                </w:rPr>
+                <w:t>il.com</w:t>
+              </w:r>
+            </w:hyperlink>
             <w:r>
               <w:rPr>
                 <w:rFonts w:ascii="Arial" w:eastAsia="Arial" w:hAnsi="Arial" w:cs="Arial"/>
                 <w:color w:val="C8E0F0"/>
               </w:rPr>
-              <w:t xml:space="preserve">  </w:t>
+              <w:t xml:space="preserve"> |</w:t>
             </w:r>
             <w:r>
               <w:rPr>
                 <w:rFonts w:ascii="Arial" w:eastAsia="Arial" w:hAnsi="Arial" w:cs="Arial"/>
                 <w:color w:val="C8E0F0"/>
               </w:rPr>
-              <w:t>pmethychella</w:t>
-            </w:r>
-            <w:r>
-              <w:rPr>
-                <w:rFonts w:ascii="Arial" w:eastAsia="Arial" w:hAnsi="Arial" w:cs="Arial"/>
+              <w:t xml:space="preserve"> </w:t>
+            </w:r>
+            <w:r>
+              <w:rPr>
+                <w:rFonts w:ascii="Apple Color Emoji" w:eastAsia="Arial" w:hAnsi="Apple Color Emoji" w:cs="Apple Color Emoji"/>
                 <w:color w:val="C8E0F0"/>
               </w:rPr>
-              <w:t xml:space="preserve">@gmail.com   |   </w:t>
+              <w:t>🌍</w:t>
             </w:r>
             <w:r>
               <w:rPr>
                 <w:rFonts w:ascii="Arial" w:eastAsia="Arial" w:hAnsi="Arial" w:cs="Arial"/>
                 <w:color w:val="C8E0F0"/>
               </w:rPr>
-              <w:t>📞</w:t>
+              <w:t xml:space="preserve"> </w:t>
             </w:r>
             <w:r>
               <w:rPr>
                 <w:rFonts w:ascii="Arial" w:eastAsia="Arial" w:hAnsi="Arial" w:cs="Arial"/>
                 <w:color w:val="C8E0F0"/>
               </w:rPr>
-              <w:t xml:space="preserve">  +</w:t>
-            </w:r>
+              <w:t xml:space="preserve"> </w:t>
+            </w:r>
+            <w:hyperlink r:id="rId10" w:history="1">
+              <w:r>
+                <w:rPr>
+                  <w:rStyle w:val="Lienhypertexte"/>
+                  <w:rFonts w:ascii="Arial" w:eastAsia="Arial" w:hAnsi="Arial" w:cs="Arial"/>
+                </w:rPr>
+                <w:t>Methy-</w:t>
+              </w:r>
+              <w:r>
+                <w:rPr>
+                  <w:rStyle w:val="Lienhypertexte"/>
+                  <w:rFonts w:ascii="Arial" w:eastAsia="Arial" w:hAnsi="Arial" w:cs="Arial"/>
+                </w:rPr>
+                <w:t>d</w:t>
+              </w:r>
+              <w:r>
+                <w:rPr>
+                  <w:rStyle w:val="Lienhypertexte"/>
+                  <w:rFonts w:ascii="Arial" w:eastAsia="Arial" w:hAnsi="Arial" w:cs="Arial"/>
+                </w:rPr>
+                <w:t>e</w:t>
+              </w:r>
+              <w:r>
+                <w:rPr>
+                  <w:rStyle w:val="Lienhypertexte"/>
+                  <w:rFonts w:ascii="Arial" w:eastAsia="Arial" w:hAnsi="Arial" w:cs="Arial"/>
+                </w:rPr>
+                <w:t>v</w:t>
+              </w:r>
+              <w:r>
+                <w:rPr>
+                  <w:rStyle w:val="Lienhypertexte"/>
+                  <w:rFonts w:ascii="Arial" w:eastAsia="Arial" w:hAnsi="Arial" w:cs="Arial"/>
+                </w:rPr>
+                <w:t>.com</w:t>
+              </w:r>
+            </w:hyperlink>
             <w:r>
               <w:rPr>
                 <w:rFonts w:ascii="Arial" w:eastAsia="Arial" w:hAnsi="Arial" w:cs="Arial"/>
                 <w:color w:val="C8E0F0"/>
               </w:rPr>
+              <w:t xml:space="preserve"> |</w:t>
+            </w:r>
+            <w:r>
+              <w:rPr>
+                <w:rFonts w:ascii="Arial" w:eastAsia="Arial" w:hAnsi="Arial" w:cs="Arial"/>
+                <w:color w:val="C8E0F0"/>
+              </w:rPr>
+              <w:t xml:space="preserve">   </w:t>
+            </w:r>
+          </w:p>
+          <w:p>
+            <w:pPr>
+              <w:jc w:val="center"/>
+            </w:pPr>
+            <w:r>
+              <w:rPr>
+                <w:rFonts w:ascii="Arial" w:eastAsia="Arial" w:hAnsi="Arial" w:cs="Arial"/>
+                <w:color w:val="C8E0F0"/>
+              </w:rPr>
+              <w:t xml:space="preserve">      📞  +</w:t>
+            </w:r>
+            <w:r>
+              <w:rPr>
+                <w:rFonts w:ascii="Arial" w:eastAsia="Arial" w:hAnsi="Arial" w:cs="Arial"/>
+                <w:color w:val="C8E0F0"/>
+              </w:rPr>
               <w:t>33 743545952</w:t>
             </w:r>
             <w:r>
@@ -139,21 +431,7 @@
                 <w:rFonts w:ascii="Arial" w:eastAsia="Arial" w:hAnsi="Arial" w:cs="Arial"/>
                 <w:color w:val="C8E0F0"/>
               </w:rPr>
-              <w:t xml:space="preserve">   |   </w:t>
-            </w:r>
-            <w:r>
-              <w:rPr>
-                <w:rFonts w:ascii="Arial" w:eastAsia="Arial" w:hAnsi="Arial" w:cs="Arial"/>
-                <w:color w:val="C8E0F0"/>
-              </w:rPr>
-              <w:t>🌍</w:t>
-            </w:r>
-            <w:r>
-              <w:rPr>
-                <w:rFonts w:ascii="Arial" w:eastAsia="Arial" w:hAnsi="Arial" w:cs="Arial"/>
-                <w:color w:val="C8E0F0"/>
-              </w:rPr>
-              <w:t xml:space="preserve">  RDC / France</w:t>
+              <w:t xml:space="preserve">   |   🌍  RDC / France</w:t>
             </w:r>
           </w:p>
         </w:tc>
@@ -163,7 +441,6 @@
       <w:pPr>
         <w:spacing w:after="160"/>
       </w:pPr>
-      <w:bookmarkStart w:id="0" w:name="_GoBack"/>
       <w:r>
         <w:rPr>
           <w:noProof/>
@@ -197,7 +474,7 @@
                           <a:avLst/>
                         </a:prstGeom>
                         <a:blipFill dpi="0" rotWithShape="1">
-                          <a:blip r:embed="rId5">
+                          <a:blip r:embed="rId11">
                             <a:extLst>
                               <a:ext uri="{28A0092B-C50C-407E-A947-70E740481C1C}">
                                 <a14:useLocalDpi xmlns:a14="http://schemas.microsoft.com/office/drawing/2010/main" val="0"/>
@@ -249,15 +526,14 @@
           </mc:Choice>
           <mc:Fallback>
             <w:pict>
-              <v:oval w14:anchorId="2D11E480" id="Ellipse 1" o:spid="_x0000_s1026" style="position:absolute;margin-left:-18.35pt;margin-top:-126.4pt;width:134.65pt;height:133.9pt;rotation:786242fd;z-index:251659264;visibility:visible;mso-wrap-style:square;mso-width-percent:0;mso-height-percent:0;mso-wrap-distance-left:9pt;mso-wrap-distance-top:0;mso-wrap-distance-right:9pt;mso-wrap-distance-bottom:0;mso-position-horizontal:absolute;mso-position-horizontal-relative:text;mso-position-vertical:absolute;mso-position-vertical-relative:text;mso-width-percent:0;mso-height-percent:0;mso-width-relative:margin;mso-height-relative:margin;v-text-anchor:middle" o:gfxdata="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" strokecolor="#1f3763 [1604]" strokeweight="1pt">
-                <v:fill r:id="rId6" o:title="" recolor="t" rotate="t" type="frame"/>
+              <v:oval w14:anchorId="546AD1C2" id="Ellipse 1" o:spid="_x0000_s1026" style="position:absolute;margin-left:-18.35pt;margin-top:-126.4pt;width:134.65pt;height:133.9pt;rotation:786242fd;z-index:251659264;visibility:visible;mso-wrap-style:square;mso-width-percent:0;mso-height-percent:0;mso-wrap-distance-left:9pt;mso-wrap-distance-top:0;mso-wrap-distance-right:9pt;mso-wrap-distance-bottom:0;mso-position-horizontal:absolute;mso-position-horizontal-relative:text;mso-position-vertical:absolute;mso-position-vertical-relative:text;mso-width-percent:0;mso-height-percent:0;mso-width-relative:margin;mso-height-relative:margin;v-text-anchor:middle" o:gfxdata="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" strokecolor="#1f3763 [1604]" strokeweight="1pt">
+                <v:fill r:id="rId12" o:title="" recolor="t" rotate="t" type="frame"/>
                 <v:stroke dashstyle="dashDot" joinstyle="miter"/>
               </v:oval>
             </w:pict>
           </mc:Fallback>
         </mc:AlternateContent>
       </w:r>
-      <w:bookmarkEnd w:id="0"/>
     </w:p>
     <w:tbl>
       <w:tblPr>
@@ -282,12 +558,6 @@
         <w:gridCol w:w="6320"/>
       </w:tblGrid>
       <w:tr>
-        <w:tblPrEx>
-          <w:tblCellMar>
-            <w:top w:w="0" w:type="dxa"/>
-            <w:bottom w:w="0" w:type="dxa"/>
-          </w:tblCellMar>
-        </w:tblPrEx>
         <w:tc>
           <w:tcPr>
             <w:tcW w:w="2960" w:type="dxa"/>
@@ -327,13 +597,88 @@
           <w:p>
             <w:pPr>
               <w:spacing w:after="160"/>
+              <w:rPr>
+                <w:rFonts w:ascii="Arial" w:eastAsia="Arial" w:hAnsi="Arial" w:cs="Arial"/>
+                <w:color w:val="555555"/>
+                <w:sz w:val="16"/>
+                <w:szCs w:val="16"/>
+              </w:rPr>
             </w:pPr>
             <w:r>
               <w:rPr>
                 <w:rFonts w:ascii="Arial" w:eastAsia="Arial" w:hAnsi="Arial" w:cs="Arial"/>
                 <w:color w:val="555555"/>
-                <w:sz w:val="19"/>
-                <w:szCs w:val="19"/>
+                <w:sz w:val="16"/>
+                <w:szCs w:val="16"/>
+              </w:rPr>
+              <w:t xml:space="preserve">Nationalité </w:t>
+            </w:r>
+            <w:r>
+              <w:rPr>
+                <w:rFonts w:ascii="Arial" w:eastAsia="Arial" w:hAnsi="Arial" w:cs="Arial"/>
+                <w:b/>
+                <w:bCs/>
+                <w:color w:val="002060"/>
+                <w:sz w:val="16"/>
+                <w:szCs w:val="16"/>
+              </w:rPr>
+              <w:t>Congolaise</w:t>
+            </w:r>
+            <w:r>
+              <w:rPr>
+                <w:rFonts w:ascii="Arial" w:eastAsia="Arial" w:hAnsi="Arial" w:cs="Arial"/>
+                <w:color w:val="555555"/>
+                <w:sz w:val="16"/>
+                <w:szCs w:val="16"/>
+              </w:rPr>
+              <w:t xml:space="preserve">, né en </w:t>
+            </w:r>
+            <w:r>
+              <w:rPr>
+                <w:rFonts w:ascii="Arial" w:eastAsia="Arial" w:hAnsi="Arial" w:cs="Arial"/>
+                <w:b/>
+                <w:bCs/>
+                <w:color w:val="002060"/>
+                <w:sz w:val="16"/>
+                <w:szCs w:val="16"/>
+              </w:rPr>
+              <w:t>Kinshasa</w:t>
+            </w:r>
+            <w:r>
+              <w:rPr>
+                <w:rFonts w:ascii="Arial" w:eastAsia="Arial" w:hAnsi="Arial" w:cs="Arial"/>
+                <w:color w:val="555555"/>
+                <w:sz w:val="16"/>
+                <w:szCs w:val="16"/>
+              </w:rPr>
+              <w:t xml:space="preserve">, Le </w:t>
+            </w:r>
+            <w:r>
+              <w:rPr>
+                <w:rFonts w:ascii="Arial" w:eastAsia="Arial" w:hAnsi="Arial" w:cs="Arial"/>
+                <w:b/>
+                <w:bCs/>
+                <w:color w:val="002060"/>
+                <w:sz w:val="16"/>
+                <w:szCs w:val="16"/>
+              </w:rPr>
+              <w:t>11/11/2007</w:t>
+            </w:r>
+          </w:p>
+          <w:p>
+            <w:pPr>
+              <w:spacing w:after="160"/>
+              <w:rPr>
+                <w:sz w:val="16"/>
+                <w:szCs w:val="16"/>
+              </w:rPr>
+            </w:pPr>
+            <w:r>
+              <w:rPr>
+                <w:rFonts w:ascii="Arial" w:eastAsia="Arial" w:hAnsi="Arial" w:cs="Arial"/>
+                <w:color w:val="555555"/>
+                <w:sz w:val="16"/>
+                <w:szCs w:val="16"/>
               </w:rPr>
               <w:t>Développeur Full Stack passionné avec plus de 6 ans d'expérience en développement web et mobile. Spécialisé en React Native, Node.js et bases de données relationnelles. Créateur de solutions innovantes pour le marché africain et international.</w:t>
             </w:r>
@@ -403,12 +748,6 @@
               <w:gridCol w:w="436"/>
             </w:tblGrid>
             <w:tr>
-              <w:tblPrEx>
-                <w:tblCellMar>
-                  <w:top w:w="0" w:type="dxa"/>
-                  <w:bottom w:w="0" w:type="dxa"/>
-                </w:tblCellMar>
-              </w:tblPrEx>
               <w:tc>
                 <w:tcPr>
                   <w:tcW w:w="2800" w:type="dxa"/>
@@ -495,12 +834,6 @@
               </w:tc>
             </w:tr>
             <w:tr>
-              <w:tblPrEx>
-                <w:tblCellMar>
-                  <w:top w:w="0" w:type="dxa"/>
-                  <w:bottom w:w="0" w:type="dxa"/>
-                </w:tblCellMar>
-              </w:tblPrEx>
               <w:tc>
                 <w:tcPr>
                   <w:tcW w:w="2800" w:type="dxa"/>
@@ -587,12 +920,6 @@
               </w:tc>
             </w:tr>
             <w:tr>
-              <w:tblPrEx>
-                <w:tblCellMar>
-                  <w:top w:w="0" w:type="dxa"/>
-                  <w:bottom w:w="0" w:type="dxa"/>
-                </w:tblCellMar>
-              </w:tblPrEx>
               <w:tc>
                 <w:tcPr>
                   <w:tcW w:w="2800" w:type="dxa"/>
@@ -716,12 +1043,6 @@
               <w:gridCol w:w="475"/>
             </w:tblGrid>
             <w:tr>
-              <w:tblPrEx>
-                <w:tblCellMar>
-                  <w:top w:w="0" w:type="dxa"/>
-                  <w:bottom w:w="0" w:type="dxa"/>
-                </w:tblCellMar>
-              </w:tblPrEx>
               <w:tc>
                 <w:tcPr>
                   <w:tcW w:w="2800" w:type="dxa"/>
@@ -845,12 +1166,6 @@
               <w:gridCol w:w="405"/>
             </w:tblGrid>
             <w:tr>
-              <w:tblPrEx>
-                <w:tblCellMar>
-                  <w:top w:w="0" w:type="dxa"/>
-                  <w:bottom w:w="0" w:type="dxa"/>
-                </w:tblCellMar>
-              </w:tblPrEx>
               <w:tc>
                 <w:tcPr>
                   <w:tcW w:w="2800" w:type="dxa"/>
@@ -937,12 +1252,6 @@
               </w:tc>
             </w:tr>
             <w:tr>
-              <w:tblPrEx>
-                <w:tblCellMar>
-                  <w:top w:w="0" w:type="dxa"/>
-                  <w:bottom w:w="0" w:type="dxa"/>
-                </w:tblCellMar>
-              </w:tblPrEx>
               <w:tc>
                 <w:tcPr>
                   <w:tcW w:w="2800" w:type="dxa"/>
@@ -1051,6 +1360,10 @@
           <w:p>
             <w:pPr>
               <w:spacing w:before="100" w:after="20"/>
+              <w:rPr>
+                <w:sz w:val="15"/>
+                <w:szCs w:val="15"/>
+              </w:rPr>
             </w:pPr>
             <w:r>
               <w:rPr>
@@ -1058,6 +1371,8 @@
                 <w:b/>
                 <w:bCs/>
                 <w:color w:val="1A3C5E"/>
+                <w:sz w:val="15"/>
+                <w:szCs w:val="15"/>
               </w:rPr>
               <w:t>Formation professionnelle</w:t>
             </w:r>
@@ -1065,13 +1380,17 @@
           <w:p>
             <w:pPr>
               <w:spacing w:after="20"/>
+              <w:rPr>
+                <w:sz w:val="15"/>
+                <w:szCs w:val="15"/>
+              </w:rPr>
             </w:pPr>
             <w:r>
               <w:rPr>
                 <w:rFonts w:ascii="Arial" w:eastAsia="Arial" w:hAnsi="Arial" w:cs="Arial"/>
                 <w:color w:val="555555"/>
-                <w:sz w:val="19"/>
-                <w:szCs w:val="19"/>
+                <w:sz w:val="15"/>
+                <w:szCs w:val="15"/>
               </w:rPr>
               <w:t>Développement Web &amp; Mobile</w:t>
             </w:r>
@@ -1079,6 +1398,10 @@
           <w:p>
             <w:pPr>
               <w:spacing w:after="60"/>
+              <w:rPr>
+                <w:sz w:val="15"/>
+                <w:szCs w:val="15"/>
+              </w:rPr>
             </w:pPr>
             <w:r>
               <w:rPr>
@@ -1086,15 +1409,30 @@
                 <w:i/>
                 <w:iCs/>
                 <w:color w:val="2E6DA4"/>
-                <w:sz w:val="18"/>
-                <w:szCs w:val="18"/>
+                <w:sz w:val="15"/>
+                <w:szCs w:val="15"/>
               </w:rPr>
               <w:t>France  •  3 mois</w:t>
+            </w:r>
+            <w:r>
+              <w:rPr>
+                <w:rFonts w:ascii="Arial" w:eastAsia="Arial" w:hAnsi="Arial" w:cs="Arial"/>
+                <w:i/>
+                <w:iCs/>
+                <w:color w:val="2E6DA4"/>
+                <w:sz w:val="15"/>
+                <w:szCs w:val="15"/>
+              </w:rPr>
+              <w:t xml:space="preserve"> </w:t>
             </w:r>
           </w:p>
           <w:p>
             <w:pPr>
               <w:spacing w:before="80" w:after="20"/>
+              <w:rPr>
+                <w:sz w:val="15"/>
+                <w:szCs w:val="15"/>
+              </w:rPr>
             </w:pPr>
             <w:r>
               <w:rPr>
@@ -1102,6 +1440,8 @@
                 <w:b/>
                 <w:bCs/>
                 <w:color w:val="1A3C5E"/>
+                <w:sz w:val="15"/>
+                <w:szCs w:val="15"/>
               </w:rPr>
               <w:t>Autodidacte &amp; Pratique</w:t>
             </w:r>
@@ -1109,15 +1449,137 @@
           <w:p>
             <w:pPr>
               <w:spacing w:after="60"/>
+              <w:rPr>
+                <w:rFonts w:ascii="Arial" w:eastAsia="Arial" w:hAnsi="Arial" w:cs="Arial"/>
+                <w:color w:val="555555"/>
+                <w:sz w:val="15"/>
+                <w:szCs w:val="15"/>
+              </w:rPr>
             </w:pPr>
             <w:r>
               <w:rPr>
                 <w:rFonts w:ascii="Arial" w:eastAsia="Arial" w:hAnsi="Arial" w:cs="Arial"/>
                 <w:color w:val="555555"/>
-                <w:sz w:val="19"/>
-                <w:szCs w:val="19"/>
+                <w:sz w:val="15"/>
+                <w:szCs w:val="15"/>
               </w:rPr>
               <w:t>6 ans d'expérience terrain en développement Full Stack</w:t>
+            </w:r>
+          </w:p>
+          <w:p>
+            <w:pPr>
+              <w:spacing w:after="60"/>
+              <w:rPr>
+                <w:rFonts w:ascii="Arial" w:hAnsi="Arial" w:cs="Arial"/>
+                <w:b/>
+                <w:bCs/>
+                <w:color w:val="002060"/>
+                <w:sz w:val="15"/>
+                <w:szCs w:val="15"/>
+              </w:rPr>
+            </w:pPr>
+            <w:r>
+              <w:rPr>
+                <w:rFonts w:ascii="Arial" w:hAnsi="Arial" w:cs="Arial"/>
+                <w:b/>
+                <w:bCs/>
+                <w:color w:val="002060"/>
+                <w:sz w:val="15"/>
+                <w:szCs w:val="15"/>
+              </w:rPr>
+              <w:t>Diplôme d’État – Sciences</w:t>
+            </w:r>
+          </w:p>
+          <w:p>
+            <w:pPr>
+              <w:spacing w:after="60"/>
+              <w:rPr>
+                <w:rFonts w:ascii="Arial" w:hAnsi="Arial" w:cs="Arial"/>
+                <w:b/>
+                <w:bCs/>
+                <w:color w:val="002060"/>
+                <w:sz w:val="15"/>
+                <w:szCs w:val="15"/>
+              </w:rPr>
+            </w:pPr>
+            <w:r>
+              <w:rPr>
+                <w:rFonts w:ascii="Arial" w:hAnsi="Arial" w:cs="Arial"/>
+                <w:color w:val="7F7F7F" w:themeColor="text1" w:themeTint="80"/>
+                <w:sz w:val="15"/>
+                <w:szCs w:val="15"/>
+              </w:rPr>
+              <w:t>2024-2025 : ER Gombe</w:t>
+            </w:r>
+            <w:r>
+              <w:rPr>
+                <w:rFonts w:ascii="Arial" w:hAnsi="Arial" w:cs="Arial"/>
+                <w:b/>
+                <w:bCs/>
+                <w:color w:val="002060"/>
+                <w:sz w:val="15"/>
+                <w:szCs w:val="15"/>
+              </w:rPr>
+              <w:t xml:space="preserve"> </w:t>
+            </w:r>
+          </w:p>
+          <w:p>
+            <w:pPr>
+              <w:spacing w:after="60"/>
+              <w:rPr>
+                <w:rFonts w:ascii="Arial" w:hAnsi="Arial" w:cs="Arial"/>
+                <w:b/>
+                <w:bCs/>
+                <w:color w:val="002060"/>
+                <w:sz w:val="15"/>
+                <w:szCs w:val="15"/>
+              </w:rPr>
+            </w:pPr>
+            <w:r>
+              <w:rPr>
+                <w:rFonts w:ascii="Arial" w:hAnsi="Arial" w:cs="Arial"/>
+                <w:b/>
+                <w:bCs/>
+                <w:color w:val="002060"/>
+                <w:sz w:val="15"/>
+                <w:szCs w:val="15"/>
+              </w:rPr>
+              <w:t>Certificat d’Étude Primaires</w:t>
+            </w:r>
+          </w:p>
+          <w:p>
+            <w:pPr>
+              <w:spacing w:after="60"/>
+              <w:rPr>
+                <w:rFonts w:ascii="Arial" w:hAnsi="Arial" w:cs="Arial"/>
+                <w:b/>
+                <w:bCs/>
+                <w:color w:val="002060"/>
+                <w:sz w:val="15"/>
+                <w:szCs w:val="15"/>
+              </w:rPr>
+            </w:pPr>
+            <w:r>
+              <w:rPr>
+                <w:rFonts w:ascii="Arial" w:hAnsi="Arial" w:cs="Arial"/>
+                <w:color w:val="7F7F7F" w:themeColor="text1" w:themeTint="80"/>
+                <w:sz w:val="15"/>
+                <w:szCs w:val="15"/>
+              </w:rPr>
+              <w:t>2018-2019 : C.S Boyambi</w:t>
+            </w:r>
+            <w:bookmarkStart w:id="0" w:name="_GoBack"/>
+            <w:bookmarkEnd w:id="0"/>
+            <w:r>
+              <w:rPr>
+                <w:rFonts w:ascii="Arial" w:hAnsi="Arial" w:cs="Arial"/>
+                <w:b/>
+                <w:bCs/>
+                <w:color w:val="002060"/>
+                <w:sz w:val="15"/>
+                <w:szCs w:val="15"/>
+              </w:rPr>
+              <w:t xml:space="preserve"> </w:t>
             </w:r>
           </w:p>
           <w:p>
@@ -1148,14 +1610,7 @@
                 <w:rFonts w:ascii="Arial" w:eastAsia="Arial" w:hAnsi="Arial" w:cs="Arial"/>
                 <w:color w:val="555555"/>
               </w:rPr>
-              <w:t>🇫🇷</w:t>
-            </w:r>
-            <w:r>
-              <w:rPr>
-                <w:rFonts w:ascii="Arial" w:eastAsia="Arial" w:hAnsi="Arial" w:cs="Arial"/>
-                <w:color w:val="555555"/>
-              </w:rPr>
-              <w:t xml:space="preserve">  Français  —  Courant</w:t>
+              <w:t>🇫🇷  Français  —  Courant</w:t>
             </w:r>
           </w:p>
           <w:p>
@@ -1171,75 +1626,22 @@
                 <w:rFonts w:ascii="Arial" w:eastAsia="Arial" w:hAnsi="Arial" w:cs="Arial"/>
                 <w:color w:val="555555"/>
               </w:rPr>
-              <w:t>🇬🇧</w:t>
+              <w:t xml:space="preserve">🇬🇧  Anglais </w:t>
             </w:r>
             <w:r>
               <w:rPr>
                 <w:rFonts w:ascii="Arial" w:eastAsia="Arial" w:hAnsi="Arial" w:cs="Arial"/>
                 <w:color w:val="555555"/>
               </w:rPr>
-              <w:t xml:space="preserve">  Anglais </w:t>
+              <w:t>-</w:t>
             </w:r>
             <w:r>
               <w:rPr>
                 <w:rFonts w:ascii="Arial" w:eastAsia="Arial" w:hAnsi="Arial" w:cs="Arial"/>
                 <w:color w:val="555555"/>
               </w:rPr>
-              <w:t>-</w:t>
-            </w:r>
-            <w:r>
-              <w:rPr>
-                <w:rFonts w:ascii="Arial" w:eastAsia="Arial" w:hAnsi="Arial" w:cs="Arial"/>
-                <w:color w:val="555555"/>
-              </w:rPr>
-              <w:t xml:space="preserve"> </w:t>
-            </w:r>
-            <w:r>
-              <w:rPr>
-                <w:rFonts w:ascii="Arial" w:eastAsia="Arial" w:hAnsi="Arial" w:cs="Arial"/>
-                <w:color w:val="555555"/>
-              </w:rPr>
-              <w:t>Intermédiaire</w:t>
-            </w:r>
-          </w:p>
-          <w:p>
-            <w:pPr>
-              <w:tabs>
-                <w:tab w:val="left" w:pos="526"/>
-              </w:tabs>
-              <w:spacing w:after="20"/>
-              <w:rPr>
-                <w:rFonts w:ascii="Arial" w:eastAsia="Arial" w:hAnsi="Arial" w:cs="Arial"/>
-                <w:color w:val="555555"/>
-              </w:rPr>
-            </w:pPr>
-            <w:r>
-              <w:rPr>
-                <w:rFonts w:ascii="Arial" w:eastAsia="Arial" w:hAnsi="Arial" w:cs="Arial"/>
-                <w:color w:val="555555"/>
-              </w:rPr>
-              <w:t xml:space="preserve"> </w:t>
-            </w:r>
-            <w:r>
-              <w:rPr>
-                <w:rFonts w:ascii="Arial" w:eastAsia="Arial" w:hAnsi="Arial" w:cs="Arial"/>
-                <w:color w:val="555555"/>
-              </w:rPr>
-              <w:tab/>
-              <w:t>Lingala</w:t>
-            </w:r>
-            <w:r>
-              <w:rPr>
-                <w:rFonts w:ascii="Arial" w:eastAsia="Arial" w:hAnsi="Arial" w:cs="Arial"/>
-                <w:color w:val="555555"/>
-              </w:rPr>
-              <w:t xml:space="preserve"> - Bon</w:t>
-            </w:r>
-          </w:p>
-          <w:p>
-            <w:pPr>
-              <w:spacing w:after="20"/>
-            </w:pPr>
+              <w:t xml:space="preserve"> Intermédiaire</w:t>
+            </w:r>
           </w:p>
         </w:tc>
         <w:tc>
@@ -1310,12 +1712,6 @@
               <w:gridCol w:w="6000"/>
             </w:tblGrid>
             <w:tr>
-              <w:tblPrEx>
-                <w:tblCellMar>
-                  <w:top w:w="0" w:type="dxa"/>
-                  <w:bottom w:w="0" w:type="dxa"/>
-                </w:tblCellMar>
-              </w:tblPrEx>
               <w:tc>
                 <w:tcPr>
                   <w:tcW w:w="0" w:type="auto"/>
@@ -1384,16 +1780,7 @@
                       <w:bCs/>
                       <w:color w:val="2E6DA4"/>
                     </w:rPr>
-                    <w:t>▸</w:t>
-                  </w:r>
-                  <w:r>
-                    <w:rPr>
-                      <w:rFonts w:ascii="Arial" w:eastAsia="Arial" w:hAnsi="Arial" w:cs="Arial"/>
-                      <w:b/>
-                      <w:bCs/>
-                      <w:color w:val="2E6DA4"/>
-                    </w:rPr>
-                    <w:t xml:space="preserve">  </w:t>
+                    <w:t xml:space="preserve">▸  </w:t>
                   </w:r>
                   <w:r>
                     <w:rPr>
@@ -1415,16 +1802,7 @@
                       <w:bCs/>
                       <w:color w:val="2E6DA4"/>
                     </w:rPr>
-                    <w:t>▸</w:t>
-                  </w:r>
-                  <w:r>
-                    <w:rPr>
-                      <w:rFonts w:ascii="Arial" w:eastAsia="Arial" w:hAnsi="Arial" w:cs="Arial"/>
-                      <w:b/>
-                      <w:bCs/>
-                      <w:color w:val="2E6DA4"/>
-                    </w:rPr>
-                    <w:t xml:space="preserve">  </w:t>
+                    <w:t xml:space="preserve">▸  </w:t>
                   </w:r>
                   <w:r>
                     <w:rPr>
@@ -1446,16 +1824,7 @@
                       <w:bCs/>
                       <w:color w:val="2E6DA4"/>
                     </w:rPr>
-                    <w:t>▸</w:t>
-                  </w:r>
-                  <w:r>
-                    <w:rPr>
-                      <w:rFonts w:ascii="Arial" w:eastAsia="Arial" w:hAnsi="Arial" w:cs="Arial"/>
-                      <w:b/>
-                      <w:bCs/>
-                      <w:color w:val="2E6DA4"/>
-                    </w:rPr>
-                    <w:t xml:space="preserve">  </w:t>
+                    <w:t xml:space="preserve">▸  </w:t>
                   </w:r>
                   <w:r>
                     <w:rPr>
@@ -1505,16 +1874,7 @@
                       <w:bCs/>
                       <w:color w:val="2E6DA4"/>
                     </w:rPr>
-                    <w:t>▸</w:t>
-                  </w:r>
-                  <w:r>
-                    <w:rPr>
-                      <w:rFonts w:ascii="Arial" w:eastAsia="Arial" w:hAnsi="Arial" w:cs="Arial"/>
-                      <w:b/>
-                      <w:bCs/>
-                      <w:color w:val="2E6DA4"/>
-                    </w:rPr>
-                    <w:t xml:space="preserve">  </w:t>
+                    <w:t xml:space="preserve">▸  </w:t>
                   </w:r>
                   <w:r>
                     <w:rPr>
@@ -1536,16 +1896,7 @@
                       <w:bCs/>
                       <w:color w:val="2E6DA4"/>
                     </w:rPr>
-                    <w:t>▸</w:t>
-                  </w:r>
-                  <w:r>
-                    <w:rPr>
-                      <w:rFonts w:ascii="Arial" w:eastAsia="Arial" w:hAnsi="Arial" w:cs="Arial"/>
-                      <w:b/>
-                      <w:bCs/>
-                      <w:color w:val="2E6DA4"/>
-                    </w:rPr>
-                    <w:t xml:space="preserve">  </w:t>
+                    <w:t xml:space="preserve">▸  </w:t>
                   </w:r>
                   <w:r>
                     <w:rPr>
@@ -1609,12 +1960,6 @@
               <w:gridCol w:w="6000"/>
             </w:tblGrid>
             <w:tr>
-              <w:tblPrEx>
-                <w:tblCellMar>
-                  <w:top w:w="0" w:type="dxa"/>
-                  <w:bottom w:w="0" w:type="dxa"/>
-                </w:tblCellMar>
-              </w:tblPrEx>
               <w:tc>
                 <w:tcPr>
                   <w:tcW w:w="0" w:type="auto"/>
@@ -1683,16 +2028,7 @@
                       <w:bCs/>
                       <w:color w:val="2E6DA4"/>
                     </w:rPr>
-                    <w:t>▸</w:t>
-                  </w:r>
-                  <w:r>
-                    <w:rPr>
-                      <w:rFonts w:ascii="Arial" w:eastAsia="Arial" w:hAnsi="Arial" w:cs="Arial"/>
-                      <w:b/>
-                      <w:bCs/>
-                      <w:color w:val="2E6DA4"/>
-                    </w:rPr>
-                    <w:t xml:space="preserve">  </w:t>
+                    <w:t xml:space="preserve">▸  </w:t>
                   </w:r>
                   <w:r>
                     <w:rPr>
@@ -1714,30 +2050,14 @@
                       <w:bCs/>
                       <w:color w:val="2E6DA4"/>
                     </w:rPr>
-                    <w:t>▸</w:t>
-                  </w:r>
-                  <w:r>
-                    <w:rPr>
-                      <w:rFonts w:ascii="Arial" w:eastAsia="Arial" w:hAnsi="Arial" w:cs="Arial"/>
-                      <w:b/>
-                      <w:bCs/>
-                      <w:color w:val="2E6DA4"/>
-                    </w:rPr>
-                    <w:t xml:space="preserve">  </w:t>
+                    <w:t xml:space="preserve">▸  </w:t>
                   </w:r>
                   <w:r>
                     <w:rPr>
                       <w:rFonts w:ascii="Arial" w:eastAsia="Arial" w:hAnsi="Arial" w:cs="Arial"/>
                       <w:color w:val="555555"/>
                     </w:rPr>
-                    <w:t xml:space="preserve">Architecture full </w:t>
-                  </w:r>
-                  <w:r>
-                    <w:rPr>
-                      <w:rFonts w:ascii="Arial" w:eastAsia="Arial" w:hAnsi="Arial" w:cs="Arial"/>
-                      <w:color w:val="555555"/>
-                    </w:rPr>
-                    <w:t>stack complète : mobile, web et serveur</w:t>
+                    <w:t>Architecture full stack complète : mobile, web et serveur</w:t>
                   </w:r>
                 </w:p>
                 <w:p>
@@ -1752,16 +2072,7 @@
                       <w:bCs/>
                       <w:color w:val="2E6DA4"/>
                     </w:rPr>
-                    <w:t>▸</w:t>
-                  </w:r>
-                  <w:r>
-                    <w:rPr>
-                      <w:rFonts w:ascii="Arial" w:eastAsia="Arial" w:hAnsi="Arial" w:cs="Arial"/>
-                      <w:b/>
-                      <w:bCs/>
-                      <w:color w:val="2E6DA4"/>
-                    </w:rPr>
-                    <w:t xml:space="preserve">  </w:t>
+                    <w:t xml:space="preserve">▸  </w:t>
                   </w:r>
                   <w:r>
                     <w:rPr>
@@ -1783,16 +2094,7 @@
                       <w:bCs/>
                       <w:color w:val="2E6DA4"/>
                     </w:rPr>
-                    <w:t>▸</w:t>
-                  </w:r>
-                  <w:r>
-                    <w:rPr>
-                      <w:rFonts w:ascii="Arial" w:eastAsia="Arial" w:hAnsi="Arial" w:cs="Arial"/>
-                      <w:b/>
-                      <w:bCs/>
-                      <w:color w:val="2E6DA4"/>
-                    </w:rPr>
-                    <w:t xml:space="preserve">  </w:t>
+                    <w:t xml:space="preserve">▸  </w:t>
                   </w:r>
                   <w:r>
                     <w:rPr>
@@ -1876,12 +2178,6 @@
               <w:gridCol w:w="2761"/>
             </w:tblGrid>
             <w:tr>
-              <w:tblPrEx>
-                <w:tblCellMar>
-                  <w:top w:w="0" w:type="dxa"/>
-                  <w:bottom w:w="0" w:type="dxa"/>
-                </w:tblCellMar>
-              </w:tblPrEx>
               <w:tc>
                 <w:tcPr>
                   <w:tcW w:w="0" w:type="auto"/>
@@ -1904,16 +2200,7 @@
                       <w:bCs/>
                       <w:color w:val="2E6DA4"/>
                     </w:rPr>
-                    <w:t>▸</w:t>
-                  </w:r>
-                  <w:r>
-                    <w:rPr>
-                      <w:rFonts w:ascii="Arial" w:eastAsia="Arial" w:hAnsi="Arial" w:cs="Arial"/>
-                      <w:b/>
-                      <w:bCs/>
-                      <w:color w:val="2E6DA4"/>
-                    </w:rPr>
-                    <w:t xml:space="preserve">  </w:t>
+                    <w:t xml:space="preserve">▸  </w:t>
                   </w:r>
                   <w:r>
                     <w:rPr>
@@ -1935,47 +2222,29 @@
                       <w:bCs/>
                       <w:color w:val="2E6DA4"/>
                     </w:rPr>
-                    <w:t>▸</w:t>
-                  </w:r>
-                  <w:r>
-                    <w:rPr>
-                      <w:rFonts w:ascii="Arial" w:eastAsia="Arial" w:hAnsi="Arial" w:cs="Arial"/>
-                      <w:b/>
-                      <w:bCs/>
-                      <w:color w:val="2E6DA4"/>
-                    </w:rPr>
-                    <w:t xml:space="preserve">  </w:t>
+                    <w:t xml:space="preserve">▸  </w:t>
                   </w:r>
                   <w:r>
                     <w:rPr>
                       <w:rFonts w:ascii="Arial" w:eastAsia="Arial" w:hAnsi="Arial" w:cs="Arial"/>
                       <w:color w:val="555555"/>
                     </w:rPr>
-                    <w:t>Architecture RES</w:t>
+                    <w:t>Architecture REST</w:t>
                   </w:r>
                   <w:r>
                     <w:rPr>
                       <w:rFonts w:ascii="Arial" w:eastAsia="Arial" w:hAnsi="Arial" w:cs="Arial"/>
                       <w:color w:val="555555"/>
                     </w:rPr>
-                    <w:t>T</w:t>
+                    <w:t xml:space="preserve"> </w:t>
                   </w:r>
                   <w:r>
                     <w:rPr>
                       <w:rFonts w:ascii="Arial" w:eastAsia="Arial" w:hAnsi="Arial" w:cs="Arial"/>
                       <w:color w:val="555555"/>
                     </w:rPr>
-                    <w:t xml:space="preserve"> </w:t>
-                  </w:r>
-                  <w:proofErr w:type="spellStart"/>
-                  <w:r>
-                    <w:rPr>
-                      <w:rFonts w:ascii="Arial" w:eastAsia="Arial" w:hAnsi="Arial" w:cs="Arial"/>
-                      <w:color w:val="555555"/>
-                    </w:rPr>
-                    <w:t>ful</w:t>
-                  </w:r>
-                  <w:proofErr w:type="spellEnd"/>
+                    <w:t>full</w:t>
+                  </w:r>
                   <w:r>
                     <w:rPr>
                       <w:rFonts w:ascii="Arial" w:eastAsia="Arial" w:hAnsi="Arial" w:cs="Arial"/>
@@ -1996,16 +2265,7 @@
                       <w:bCs/>
                       <w:color w:val="2E6DA4"/>
                     </w:rPr>
-                    <w:t>▸</w:t>
-                  </w:r>
-                  <w:r>
-                    <w:rPr>
-                      <w:rFonts w:ascii="Arial" w:eastAsia="Arial" w:hAnsi="Arial" w:cs="Arial"/>
-                      <w:b/>
-                      <w:bCs/>
-                      <w:color w:val="2E6DA4"/>
-                    </w:rPr>
-                    <w:t xml:space="preserve">  </w:t>
+                    <w:t xml:space="preserve">▸  </w:t>
                   </w:r>
                   <w:r>
                     <w:rPr>
@@ -2038,16 +2298,7 @@
                       <w:bCs/>
                       <w:color w:val="2E6DA4"/>
                     </w:rPr>
-                    <w:t>▸</w:t>
-                  </w:r>
-                  <w:r>
-                    <w:rPr>
-                      <w:rFonts w:ascii="Arial" w:eastAsia="Arial" w:hAnsi="Arial" w:cs="Arial"/>
-                      <w:b/>
-                      <w:bCs/>
-                      <w:color w:val="2E6DA4"/>
-                    </w:rPr>
-                    <w:t xml:space="preserve">  </w:t>
+                    <w:t xml:space="preserve">▸  </w:t>
                   </w:r>
                   <w:r>
                     <w:rPr>
@@ -2069,16 +2320,7 @@
                       <w:bCs/>
                       <w:color w:val="2E6DA4"/>
                     </w:rPr>
-                    <w:t>▸</w:t>
-                  </w:r>
-                  <w:r>
-                    <w:rPr>
-                      <w:rFonts w:ascii="Arial" w:eastAsia="Arial" w:hAnsi="Arial" w:cs="Arial"/>
-                      <w:b/>
-                      <w:bCs/>
-                      <w:color w:val="2E6DA4"/>
-                    </w:rPr>
-                    <w:t xml:space="preserve">  </w:t>
+                    <w:t xml:space="preserve">▸  </w:t>
                   </w:r>
                   <w:r>
                     <w:rPr>
@@ -2100,16 +2342,7 @@
                       <w:bCs/>
                       <w:color w:val="2E6DA4"/>
                     </w:rPr>
-                    <w:t>▸</w:t>
-                  </w:r>
-                  <w:r>
-                    <w:rPr>
-                      <w:rFonts w:ascii="Arial" w:eastAsia="Arial" w:hAnsi="Arial" w:cs="Arial"/>
-                      <w:b/>
-                      <w:bCs/>
-                      <w:color w:val="2E6DA4"/>
-                    </w:rPr>
-                    <w:t xml:space="preserve">  </w:t>
+                    <w:t xml:space="preserve">▸  </w:t>
                   </w:r>
                   <w:r>
                     <w:rPr>
@@ -2795,6 +3028,30 @@
       <w:szCs w:val="20"/>
     </w:rPr>
   </w:style>
+  <w:style w:type="character" w:styleId="Mentionnonrsolue">
+    <w:name w:val="Unresolved Mention"/>
+    <w:basedOn w:val="Policepardfaut"/>
+    <w:uiPriority w:val="99"/>
+    <w:semiHidden/>
+    <w:unhideWhenUsed/>
+    <w:rsid w:val="008154D8"/>
+    <w:rPr>
+      <w:color w:val="605E5C"/>
+      <w:shd w:val="clear" w:color="auto" w:fill="E1DFDD"/>
+    </w:rPr>
+  </w:style>
+  <w:style w:type="character" w:styleId="Lienhypertextesuivivisit">
+    <w:name w:val="FollowedHyperlink"/>
+    <w:basedOn w:val="Policepardfaut"/>
+    <w:uiPriority w:val="99"/>
+    <w:semiHidden/>
+    <w:unhideWhenUsed/>
+    <w:rsid w:val="006C54BE"/>
+    <w:rPr>
+      <w:color w:val="954F72" w:themeColor="followedHyperlink"/>
+      <w:u w:val="single"/>
+    </w:rPr>
+  </w:style>
 </w:styles>
 </file>
 
